--- a/word_reports/LP_0370_위치_242_Vikki Carr_Vikki Carr.docx
+++ b/word_reports/LP_0370_위치_242_Vikki Carr_Vikki Carr.docx
@@ -4,7 +4,7 @@
   <w:body>
     <w:p>
       <w:pPr>
-        <w:spacing w:after="280"/>
+        <w:spacing w:after="80"/>
       </w:pPr>
       <w:r>
         <w:rPr w:rFonts="맑은 고딕">
@@ -13,94 +13,47 @@
           <w:color w:val="1E3A8A"/>
           <w:sz w:val="30"/>
         </w:rPr>
-        <w:t>[242] Vikki Carr - Vikki Carr</w:t>
+        <w:t>Vikki Carr (비키 카) - Vikki Carr</w:t>
       </w:r>
     </w:p>
     <w:p>
       <w:pPr>
-        <w:spacing w:after="320"/>
+        <w:spacing w:after="240"/>
       </w:pPr>
       <w:r>
         <w:rPr w:rFonts="맑은 고딕">
           <w:rFonts w:ascii="맑은 고딕" w:hAnsi="맑은 고딕" w:eastAsia="맑은 고딕"/>
           <w:b/>
-          <w:sz w:val="20"/>
+          <w:color w:val="4B5563"/>
+          <w:sz w:val="22"/>
         </w:rPr>
-        <w:t>■ 위치 : 242</w:t>
-        <w:br/>
-      </w:r>
-      <w:r>
-        <w:rPr w:rFonts="맑은 고딕">
-          <w:rFonts w:ascii="맑은 고딕" w:hAnsi="맑은 고딕" w:eastAsia="맑은 고딕"/>
-          <w:b/>
-          <w:sz w:val="20"/>
-        </w:rPr>
-        <w:t>■ 아티스트 : Vikki Carr</w:t>
-        <w:br/>
-      </w:r>
-      <w:r>
-        <w:rPr w:rFonts="맑은 고딕">
-          <w:rFonts w:ascii="맑은 고딕" w:hAnsi="맑은 고딕" w:eastAsia="맑은 고딕"/>
-          <w:b/>
-          <w:sz w:val="20"/>
-        </w:rPr>
-        <w:t>■ 앨범명 : Vikki Carr</w:t>
-        <w:br/>
-      </w:r>
-      <w:r>
-        <w:rPr w:rFonts="맑은 고딕">
-          <w:rFonts w:ascii="맑은 고딕" w:hAnsi="맑은 고딕" w:eastAsia="맑은 고딕"/>
-          <w:b w:val="0"/>
-          <w:sz w:val="20"/>
-        </w:rPr>
-        <w:t>■ 음반 레이블 : Columbia</w:t>
-        <w:br/>
-      </w:r>
-      <w:r>
-        <w:rPr w:rFonts="맑은 고딕">
-          <w:rFonts w:ascii="맑은 고딕" w:hAnsi="맑은 고딕" w:eastAsia="맑은 고딕"/>
-          <w:b w:val="0"/>
-          <w:sz w:val="20"/>
-        </w:rPr>
-        <w:t>■ 발매년도 : 1971</w:t>
-        <w:br/>
-      </w:r>
-      <w:r>
-        <w:rPr w:rFonts="맑은 고딕">
-          <w:rFonts w:ascii="맑은 고딕" w:hAnsi="맑은 고딕" w:eastAsia="맑은 고딕"/>
-          <w:b w:val="0"/>
-          <w:sz w:val="20"/>
-        </w:rPr>
-        <w:t>■ 장르 : 보컬 팝 (Vocal Pop), 이지 리스닝 (Easy Listening), 어덜트 컨템포러리 (Adult Contemporary)</w:t>
-        <w:br/>
-      </w:r>
-      <w:r>
-        <w:rPr w:rFonts="맑은 고딕">
-          <w:rFonts w:ascii="맑은 고딕" w:hAnsi="맑은 고딕" w:eastAsia="맑은 고딕"/>
-          <w:b w:val="0"/>
-          <w:sz w:val="20"/>
-        </w:rPr>
-        <w:t>■ 주요 수록곡 : - I'll Be Home</w:t>
-        <w:br/>
+        <w:t>위치 :  242</w:t>
       </w:r>
     </w:p>
     <w:p>
       <w:pPr>
-        <w:spacing w:after="160"/>
+        <w:spacing w:line="324" w:lineRule="auto" w:before="80" w:after="160"/>
       </w:pPr>
       <w:r>
         <w:rPr w:rFonts="맑은 고딕">
           <w:rFonts w:ascii="맑은 고딕" w:hAnsi="맑은 고딕" w:eastAsia="맑은 고딕"/>
           <w:b/>
           <w:color w:val="1F2937"/>
-          <w:sz w:val="24"/>
+          <w:sz w:val="22"/>
         </w:rPr>
-        <w:t>■ 음반 해설 및 감상 가이드</w:t>
+        <w:t xml:space="preserve">[음반 소개] </w:t>
+      </w:r>
+      <w:r>
+        <w:rPr w:rFonts="맑은 고딕">
+          <w:rFonts w:ascii="맑은 고딕" w:hAnsi="맑은 고딕" w:eastAsia="맑은 고딕"/>
+          <w:b w:val="0"/>
+          <w:sz w:val="21"/>
+        </w:rPr>
       </w:r>
     </w:p>
     <w:p>
       <w:pPr>
-        <w:spacing w:line="312" w:lineRule="auto" w:after="120"/>
+        <w:spacing w:line="324" w:lineRule="auto" w:after="120"/>
       </w:pPr>
       <w:r>
         <w:rPr w:rFonts="맑은 고딕">
@@ -108,51 +61,516 @@
           <w:b w:val="0"/>
           <w:sz w:val="21"/>
         </w:rPr>
-        <w:t>비키 카(Vikki Carr)는 1960~70년대 미국 팝 음악계에서 호소력 짙은 가창력과 깊은 감정 표현으로 대중과 평단의 극찬을 받은 대형 보컬리스트입니다. 1971년에 발매된 본 셀프 타이틀 앨범 『Vikki Carr』는 그녀가 컬럼비아 레코드(Columbia Records)로 이적한 후 발표한 모범적인 명반으로, 당시 세련되게 발전하던 어덜트 컨템포러리 사운드와 풍성한 오케스트레이션이 완벽한 조화를 이루는 작품입니다. 이 시기 비키 카는 기존의 스탠더드 팝 영역을 넘어 당대의 명곡들을 자신만의 우아하고 품격 있는 스타일로 재해석하며 음악적 성숙의 정점을 보여주었습니다.</w:t>
+        <w:t>탁월한 성량과 섬세한 감정선으로 전통 팝과 스탠더드 보컬의 황금기를 수놓았던 디바, 비키 카의 원숙한 예술혼이 응축된 셀프 타이틀 명반입니다. 화려한 기교를 넘어 인간 내면의 깊은 슬픔과 환희를 어루만지는 그녀의 벨벳 같은 음성은 오케스트레이션과 조화롭게 맞물려 한 편의 고전 영화 같은 서사를 완성합니다. 당대 스탠더드 팝 보컬의 정수를 보여주는 이 음반은 세월이 흘러도 퇴색되지 않는 우아한 기품과 시대를 관통하는 진한 노스탤지어를 선사합니다.</w:t>
       </w:r>
     </w:p>
     <w:p>
       <w:pPr>
-        <w:spacing w:line="312" w:lineRule="auto" w:after="120"/>
+        <w:spacing w:line="324" w:lineRule="auto" w:before="200" w:after="80"/>
       </w:pPr>
+      <w:r>
+        <w:rPr w:rFonts="맑은 고딕">
+          <w:rFonts w:ascii="맑은 고딕" w:hAnsi="맑은 고딕" w:eastAsia="맑은 고딕"/>
+          <w:b/>
+          <w:color w:val="1E3A8A"/>
+          <w:sz w:val="24"/>
+        </w:rPr>
+        <w:t>1. 음반 데이터</w:t>
+      </w:r>
+    </w:p>
+    <w:p>
+      <w:pPr>
+        <w:spacing w:line="324" w:lineRule="auto" w:after="80"/>
+      </w:pPr>
+      <w:r>
+        <w:rPr w:rFonts="맑은 고딕">
+          <w:rFonts w:ascii="맑은 고딕" w:hAnsi="맑은 고딕" w:eastAsia="맑은 고딕"/>
+          <w:b w:val="0"/>
+          <w:color w:val="6B7280"/>
+          <w:sz w:val="21"/>
+        </w:rPr>
+        <w:t xml:space="preserve">· </w:t>
+      </w:r>
+      <w:r>
+        <w:rPr w:rFonts="맑은 고딕">
+          <w:rFonts w:ascii="맑은 고딕" w:hAnsi="맑은 고딕" w:eastAsia="맑은 고딕"/>
+          <w:b/>
+          <w:color w:val="1F2937"/>
+          <w:sz w:val="21"/>
+        </w:rPr>
+        <w:t xml:space="preserve">앨범명: </w:t>
+      </w:r>
       <w:r>
         <w:rPr w:rFonts="맑은 고딕">
           <w:rFonts w:ascii="맑은 고딕" w:hAnsi="맑은 고딕" w:eastAsia="맑은 고딕"/>
           <w:b w:val="0"/>
           <w:sz w:val="21"/>
         </w:rPr>
-        <w:t>본 음반에서 비키 카의 보컬은 특유의 풍부한 성량과 따뜻한 음색, 그리고 완벽한 호흡 조절로 듣는 이를 깊이 매료시킵니다. 정교하게 배치된 현악 편곡과 절제된 밴드 사운드 위로 흐르는 그녀의 목소리는 때로는 단아하고 때로는 강렬하게 곡의 서사를 이끌어갑니다. 특히 포크, 소울, 팝 등 다양한 장르의 원곡들을 관록 있는 보컬 테크닉으로 품어내어, 앨범 전체에 매끄럽고 고급스러운 통일성을 부여한 점이 인상적입니다.</w:t>
+        <w:t>Vikki Carr</w:t>
       </w:r>
     </w:p>
     <w:p>
       <w:pPr>
-        <w:spacing w:line="312" w:lineRule="auto" w:after="120"/>
+        <w:spacing w:line="324" w:lineRule="auto" w:after="80"/>
       </w:pPr>
+      <w:r>
+        <w:rPr w:rFonts="맑은 고딕">
+          <w:rFonts w:ascii="맑은 고딕" w:hAnsi="맑은 고딕" w:eastAsia="맑은 고딕"/>
+          <w:b w:val="0"/>
+          <w:color w:val="6B7280"/>
+          <w:sz w:val="21"/>
+        </w:rPr>
+        <w:t xml:space="preserve">· </w:t>
+      </w:r>
+      <w:r>
+        <w:rPr w:rFonts="맑은 고딕">
+          <w:rFonts w:ascii="맑은 고딕" w:hAnsi="맑은 고딕" w:eastAsia="맑은 고딕"/>
+          <w:b/>
+          <w:color w:val="1F2937"/>
+          <w:sz w:val="21"/>
+        </w:rPr>
+        <w:t xml:space="preserve">아티스트: </w:t>
+      </w:r>
       <w:r>
         <w:rPr w:rFonts="맑은 고딕">
           <w:rFonts w:ascii="맑은 고딕" w:hAnsi="맑은 고딕" w:eastAsia="맑은 고딕"/>
           <w:b w:val="0"/>
           <w:sz w:val="21"/>
         </w:rPr>
-        <w:t>수록곡의 면면을 살펴보면, 랜디 뉴먼이 작곡한 오프닝 트랙 「I'll Be Home」에서부터 비키 카 특유의 깊은 감성적 몰입감을 느낄 수 있습니다. 벤 E. 킹의 클래식을 감각적인 보컬로 재해석한 「Spanish Harlem」과 밴 모리슨의 명곡을 온기 가득한 어쿠스틱 사운드로 채운 「Crazy Love」는 70년대 팝 편곡의 정수를 보여줍니다. 또한 모타운의 대표적인 소울 트랙 「Ain't No Mountain High Enough」를 그녀만의 품격 있는 오케스트럴 팝 스타일로 각색하여 절제된 화려함의 매력을 선사합니다.</w:t>
+        <w:t>Vikki Carr (비키 카)</w:t>
       </w:r>
     </w:p>
     <w:p>
       <w:pPr>
-        <w:spacing w:line="312" w:lineRule="auto" w:after="120"/>
+        <w:spacing w:line="324" w:lineRule="auto" w:after="80"/>
       </w:pPr>
+      <w:r>
+        <w:rPr w:rFonts="맑은 고딕">
+          <w:rFonts w:ascii="맑은 고딕" w:hAnsi="맑은 고딕" w:eastAsia="맑은 고딕"/>
+          <w:b w:val="0"/>
+          <w:color w:val="6B7280"/>
+          <w:sz w:val="21"/>
+        </w:rPr>
+        <w:t xml:space="preserve">· </w:t>
+      </w:r>
+      <w:r>
+        <w:rPr w:rFonts="맑은 고딕">
+          <w:rFonts w:ascii="맑은 고딕" w:hAnsi="맑은 고딕" w:eastAsia="맑은 고딕"/>
+          <w:b/>
+          <w:color w:val="1F2937"/>
+          <w:sz w:val="21"/>
+        </w:rPr>
+        <w:t xml:space="preserve">발매 정보: </w:t>
+      </w:r>
       <w:r>
         <w:rPr w:rFonts="맑은 고딕">
           <w:rFonts w:ascii="맑은 고딕" w:hAnsi="맑은 고딕" w:eastAsia="맑은 고딕"/>
           <w:b w:val="0"/>
           <w:sz w:val="21"/>
         </w:rPr>
-        <w:t>이 앨범은 아날로그 LP 특유의 따뜻하고 풍성한 음질과 결합했을 때 그 진가를 더욱 명확히 발휘합니다. 1970년대 초반 보컬 팝 프로덕션이 도달했던 고풍스러운 사운드 스케일과, 시대의 명곡들을 아우르는 비키 카의 탁월한 해석력은 오늘날에도 스탠더드 팝 음악을 사랑하는 리스너들에게 깊은 정서적 울림과 만족감을 선사하는 귀중한 유산입니다.</w:t>
+        <w:t>1970년대 초반, 리버티(Liberty) 및 컬럼비아(Columbia) 레코드 시대를 거치며 전통 팝 보컬리스트로서 확고한 음악적 자아를 확립하던 시기에 발표된 셀프 타이틀 앨범으로, 아티스트 자신의 이름을 전면에 내세운 만큼 그녀의 음악적 정체성과 완숙미가 최고조에 달했음을 선언하는 역사적 기록물입니다.</w:t>
+      </w:r>
+    </w:p>
+    <w:p>
+      <w:pPr>
+        <w:spacing w:line="324" w:lineRule="auto" w:after="80"/>
+      </w:pPr>
+      <w:r>
+        <w:rPr w:rFonts="맑은 고딕">
+          <w:rFonts w:ascii="맑은 고딕" w:hAnsi="맑은 고딕" w:eastAsia="맑은 고딕"/>
+          <w:b w:val="0"/>
+          <w:color w:val="6B7280"/>
+          <w:sz w:val="21"/>
+        </w:rPr>
+        <w:t xml:space="preserve">· </w:t>
+      </w:r>
+      <w:r>
+        <w:rPr w:rFonts="맑은 고딕">
+          <w:rFonts w:ascii="맑은 고딕" w:hAnsi="맑은 고딕" w:eastAsia="맑은 고딕"/>
+          <w:b/>
+          <w:color w:val="1F2937"/>
+          <w:sz w:val="21"/>
+        </w:rPr>
+        <w:t xml:space="preserve">LP 인기도(판매량): </w:t>
+      </w:r>
+      <w:r>
+        <w:rPr w:rFonts="맑은 고딕">
+          <w:rFonts w:ascii="맑은 고딕" w:hAnsi="맑은 고딕" w:eastAsia="맑은 고딕"/>
+          <w:b w:val="0"/>
+          <w:sz w:val="21"/>
+        </w:rPr>
+        <w:t>빌보드 앨범 차트에서 꾸준한 사랑을 받으며 성인 컨템퍼러리(Easy Listening) 층을 완벽히 사로잡았고, 미국을 넘어 라틴 아메리카와 유럽 시장에서도 높은 LP 판매고를 기록하며 글로벌 스탠더드 보컬 앨범으로서의 입지를 다졌습니다.</w:t>
+      </w:r>
+    </w:p>
+    <w:p>
+      <w:pPr>
+        <w:spacing w:line="324" w:lineRule="auto" w:after="80"/>
+      </w:pPr>
+      <w:r>
+        <w:rPr w:rFonts="맑은 고딕">
+          <w:rFonts w:ascii="맑은 고딕" w:hAnsi="맑은 고딕" w:eastAsia="맑은 고딕"/>
+          <w:b w:val="0"/>
+          <w:color w:val="6B7280"/>
+          <w:sz w:val="21"/>
+        </w:rPr>
+        <w:t xml:space="preserve">· </w:t>
+      </w:r>
+      <w:r>
+        <w:rPr w:rFonts="맑은 고딕">
+          <w:rFonts w:ascii="맑은 고딕" w:hAnsi="맑은 고딕" w:eastAsia="맑은 고딕"/>
+          <w:b/>
+          <w:color w:val="1F2937"/>
+          <w:sz w:val="21"/>
+        </w:rPr>
+        <w:t xml:space="preserve">각종 수상경력: </w:t>
+      </w:r>
+      <w:r>
+        <w:rPr w:rFonts="맑은 고딕">
+          <w:rFonts w:ascii="맑은 고딕" w:hAnsi="맑은 고딕" w:eastAsia="맑은 고딕"/>
+          <w:b w:val="0"/>
+          <w:sz w:val="21"/>
+        </w:rPr>
+        <w:t>그래미 어워드 3회 수상 및 라틴 그래미 평생공로상(Lifetime Achievement Award) 수훈에 빛나는 비키 카의 찬란한 커리어를 뒷받침하는 명반으로, 미국과 멕시코 양국의 문화 가교 역할을 수행한 공로를 인정받는 예술적 성취를 담고 있습니다.</w:t>
+      </w:r>
+    </w:p>
+    <w:p>
+      <w:pPr>
+        <w:spacing w:line="324" w:lineRule="auto" w:before="200" w:after="80"/>
+      </w:pPr>
+      <w:r>
+        <w:rPr w:rFonts="맑은 고딕">
+          <w:rFonts w:ascii="맑은 고딕" w:hAnsi="맑은 고딕" w:eastAsia="맑은 고딕"/>
+          <w:b/>
+          <w:color w:val="1E3A8A"/>
+          <w:sz w:val="24"/>
+        </w:rPr>
+        <w:t>2. 아티스트 정보</w:t>
+      </w:r>
+    </w:p>
+    <w:p>
+      <w:pPr>
+        <w:spacing w:line="324" w:lineRule="auto" w:after="80"/>
+      </w:pPr>
+      <w:r>
+        <w:rPr w:rFonts="맑은 고딕">
+          <w:rFonts w:ascii="맑은 고딕" w:hAnsi="맑은 고딕" w:eastAsia="맑은 고딕"/>
+          <w:b w:val="0"/>
+          <w:color w:val="6B7280"/>
+          <w:sz w:val="21"/>
+        </w:rPr>
+        <w:t xml:space="preserve">· </w:t>
+      </w:r>
+      <w:r>
+        <w:rPr w:rFonts="맑은 고딕">
+          <w:rFonts w:ascii="맑은 고딕" w:hAnsi="맑은 고딕" w:eastAsia="맑은 고딕"/>
+          <w:b/>
+          <w:color w:val="1F2937"/>
+          <w:sz w:val="21"/>
+        </w:rPr>
+        <w:t xml:space="preserve">국적: </w:t>
+      </w:r>
+      <w:r>
+        <w:rPr w:rFonts="맑은 고딕">
+          <w:rFonts w:ascii="맑은 고딕" w:hAnsi="맑은 고딕" w:eastAsia="맑은 고딕"/>
+          <w:b w:val="0"/>
+          <w:sz w:val="21"/>
+        </w:rPr>
+        <w:t>미국</w:t>
+      </w:r>
+    </w:p>
+    <w:p>
+      <w:pPr>
+        <w:spacing w:line="324" w:lineRule="auto" w:after="80"/>
+      </w:pPr>
+      <w:r>
+        <w:rPr w:rFonts="맑은 고딕">
+          <w:rFonts w:ascii="맑은 고딕" w:hAnsi="맑은 고딕" w:eastAsia="맑은 고딕"/>
+          <w:b w:val="0"/>
+          <w:color w:val="6B7280"/>
+          <w:sz w:val="21"/>
+        </w:rPr>
+        <w:t xml:space="preserve">· </w:t>
+      </w:r>
+      <w:r>
+        <w:rPr w:rFonts="맑은 고딕">
+          <w:rFonts w:ascii="맑은 고딕" w:hAnsi="맑은 고딕" w:eastAsia="맑은 고딕"/>
+          <w:b/>
+          <w:color w:val="1F2937"/>
+          <w:sz w:val="21"/>
+        </w:rPr>
+        <w:t xml:space="preserve">생몰년도: </w:t>
+      </w:r>
+      <w:r>
+        <w:rPr w:rFonts="맑은 고딕">
+          <w:rFonts w:ascii="맑은 고딕" w:hAnsi="맑은 고딕" w:eastAsia="맑은 고딕"/>
+          <w:b w:val="0"/>
+          <w:sz w:val="21"/>
+        </w:rPr>
+        <w:t>1941년 7월 19일 ~ 현재</w:t>
+      </w:r>
+    </w:p>
+    <w:p>
+      <w:pPr>
+        <w:spacing w:line="324" w:lineRule="auto" w:after="80"/>
+      </w:pPr>
+      <w:r>
+        <w:rPr w:rFonts="맑은 고딕">
+          <w:rFonts w:ascii="맑은 고딕" w:hAnsi="맑은 고딕" w:eastAsia="맑은 고딕"/>
+          <w:b w:val="0"/>
+          <w:color w:val="6B7280"/>
+          <w:sz w:val="21"/>
+        </w:rPr>
+        <w:t xml:space="preserve">· </w:t>
+      </w:r>
+      <w:r>
+        <w:rPr w:rFonts="맑은 고딕">
+          <w:rFonts w:ascii="맑은 고딕" w:hAnsi="맑은 고딕" w:eastAsia="맑은 고딕"/>
+          <w:b/>
+          <w:color w:val="1F2937"/>
+          <w:sz w:val="21"/>
+        </w:rPr>
+        <w:t xml:space="preserve">그룹 소속: </w:t>
+      </w:r>
+      <w:r>
+        <w:rPr w:rFonts="맑은 고딕">
+          <w:rFonts w:ascii="맑은 고딕" w:hAnsi="맑은 고딕" w:eastAsia="맑은 고딕"/>
+          <w:b w:val="0"/>
+          <w:sz w:val="21"/>
+        </w:rPr>
+        <w:t>솔로</w:t>
+      </w:r>
+    </w:p>
+    <w:p>
+      <w:pPr>
+        <w:spacing w:line="324" w:lineRule="auto" w:after="80"/>
+      </w:pPr>
+      <w:r>
+        <w:rPr w:rFonts="맑은 고딕">
+          <w:rFonts w:ascii="맑은 고딕" w:hAnsi="맑은 고딕" w:eastAsia="맑은 고딕"/>
+          <w:b w:val="0"/>
+          <w:color w:val="6B7280"/>
+          <w:sz w:val="21"/>
+        </w:rPr>
+        <w:t xml:space="preserve">· </w:t>
+      </w:r>
+      <w:r>
+        <w:rPr w:rFonts="맑은 고딕">
+          <w:rFonts w:ascii="맑은 고딕" w:hAnsi="맑은 고딕" w:eastAsia="맑은 고딕"/>
+          <w:b/>
+          <w:color w:val="1F2937"/>
+          <w:sz w:val="21"/>
+        </w:rPr>
+        <w:t xml:space="preserve">아티스트 소개: </w:t>
+      </w:r>
+      <w:r>
+        <w:rPr w:rFonts="맑은 고딕">
+          <w:rFonts w:ascii="맑은 고딕" w:hAnsi="맑은 고딕" w:eastAsia="맑은 고딕"/>
+          <w:b w:val="0"/>
+          <w:sz w:val="21"/>
+        </w:rPr>
+        <w:t>멕시코계 미국인 혈통의 독보적인 스탠더드 팝 및 라틴 팝 보컬리스트로, 클래시컬한 기품과 대중적인 감수성을 겸비한 당대 최고의 가창자로 평가받습니다. 특유의 폭발적이면서도 절제된 가창력은 프랭크 시나트라, 딘 마틴 등 당대 거장들로부터 극찬을 받았으며, 백악관 초청 공연을 수차례 가질 정도로 미국 대중음악계의 품격을 상징하는 거목입니다.</w:t>
+      </w:r>
+    </w:p>
+    <w:p>
+      <w:pPr>
+        <w:spacing w:line="324" w:lineRule="auto" w:before="200" w:after="80"/>
+      </w:pPr>
+      <w:r>
+        <w:rPr w:rFonts="맑은 고딕">
+          <w:rFonts w:ascii="맑은 고딕" w:hAnsi="맑은 고딕" w:eastAsia="맑은 고딕"/>
+          <w:b/>
+          <w:color w:val="1E3A8A"/>
+          <w:sz w:val="24"/>
+        </w:rPr>
+        <w:t>3. 음반 상세 분석</w:t>
+      </w:r>
+    </w:p>
+    <w:p>
+      <w:pPr>
+        <w:spacing w:line="324" w:lineRule="auto" w:after="80"/>
+      </w:pPr>
+      <w:r>
+        <w:rPr w:rFonts="맑은 고딕">
+          <w:rFonts w:ascii="맑은 고딕" w:hAnsi="맑은 고딕" w:eastAsia="맑은 고딕"/>
+          <w:b w:val="0"/>
+          <w:color w:val="6B7280"/>
+          <w:sz w:val="21"/>
+        </w:rPr>
+        <w:t xml:space="preserve">· </w:t>
+      </w:r>
+      <w:r>
+        <w:rPr w:rFonts="맑은 고딕">
+          <w:rFonts w:ascii="맑은 고딕" w:hAnsi="맑은 고딕" w:eastAsia="맑은 고딕"/>
+          <w:b/>
+          <w:color w:val="1F2937"/>
+          <w:sz w:val="21"/>
+        </w:rPr>
+        <w:t xml:space="preserve">역사적 위치: </w:t>
+      </w:r>
+      <w:r>
+        <w:rPr w:rFonts="맑은 고딕">
+          <w:rFonts w:ascii="맑은 고딕" w:hAnsi="맑은 고딕" w:eastAsia="맑은 고딕"/>
+          <w:b w:val="0"/>
+          <w:sz w:val="21"/>
+        </w:rPr>
+        <w:t>록 음악과 사이키델릭 사운드가 주류를 이루던 변혁의 시대 속에서도 전통 팝 오케스트레이션과 벨칸토식 발성을 계승하며, 성인 취향의 고급스러운 보컬 예술이 지닌 영속적인 가치를 굳건히 증명해 낸 기념비적 앨범입니다.</w:t>
+      </w:r>
+    </w:p>
+    <w:p>
+      <w:pPr>
+        <w:spacing w:line="324" w:lineRule="auto" w:after="80"/>
+      </w:pPr>
+      <w:r>
+        <w:rPr w:rFonts="맑은 고딕">
+          <w:rFonts w:ascii="맑은 고딕" w:hAnsi="맑은 고딕" w:eastAsia="맑은 고딕"/>
+          <w:b w:val="0"/>
+          <w:color w:val="6B7280"/>
+          <w:sz w:val="21"/>
+        </w:rPr>
+        <w:t xml:space="preserve">· </w:t>
+      </w:r>
+      <w:r>
+        <w:rPr w:rFonts="맑은 고딕">
+          <w:rFonts w:ascii="맑은 고딕" w:hAnsi="맑은 고딕" w:eastAsia="맑은 고딕"/>
+          <w:b/>
+          <w:color w:val="1F2937"/>
+          <w:sz w:val="21"/>
+        </w:rPr>
+        <w:t xml:space="preserve">시대의 흔적(스토리텔링): </w:t>
+      </w:r>
+      <w:r>
+        <w:rPr w:rFonts="맑은 고딕">
+          <w:rFonts w:ascii="맑은 고딕" w:hAnsi="맑은 고딕" w:eastAsia="맑은 고딕"/>
+          <w:b w:val="0"/>
+          <w:sz w:val="21"/>
+        </w:rPr>
+        <w:t>1960년대 말과 1970년대 초, 격동하는 사회적 격변 속에서 위로와 안식을 갈망하던 대중들에게 비키 카의 따스하고 낭만적인 음색은 깊은 안식처가 되어 주었으며, 살롱과 라운지 음악을 사랑하던 청춘들의 가슴속에 아련한 낭만의 풍경을 아로새겼습니다.</w:t>
+      </w:r>
+    </w:p>
+    <w:p>
+      <w:pPr>
+        <w:spacing w:line="324" w:lineRule="auto" w:before="200" w:after="80"/>
+      </w:pPr>
+      <w:r>
+        <w:rPr w:rFonts="맑은 고딕">
+          <w:rFonts w:ascii="맑은 고딕" w:hAnsi="맑은 고딕" w:eastAsia="맑은 고딕"/>
+          <w:b/>
+          <w:color w:val="1E3A8A"/>
+          <w:sz w:val="24"/>
+        </w:rPr>
+        <w:t>4. 주요 수록곡 및 감상 제언</w:t>
+      </w:r>
+    </w:p>
+    <w:p>
+      <w:pPr>
+        <w:spacing w:line="324" w:lineRule="auto" w:after="80"/>
+      </w:pPr>
+      <w:r>
+        <w:rPr w:rFonts="맑은 고딕">
+          <w:rFonts w:ascii="맑은 고딕" w:hAnsi="맑은 고딕" w:eastAsia="맑은 고딕"/>
+          <w:b w:val="0"/>
+          <w:color w:val="6B7280"/>
+          <w:sz w:val="21"/>
+        </w:rPr>
+        <w:t xml:space="preserve">· </w:t>
+      </w:r>
+      <w:r>
+        <w:rPr w:rFonts="맑은 고딕">
+          <w:rFonts w:ascii="맑은 고딕" w:hAnsi="맑은 고딕" w:eastAsia="맑은 고딕"/>
+          <w:b/>
+          <w:color w:val="1F2937"/>
+          <w:sz w:val="21"/>
+        </w:rPr>
+        <w:t xml:space="preserve">주요 수록곡 특징: </w:t>
+      </w:r>
+      <w:r>
+        <w:rPr w:rFonts="맑은 고딕">
+          <w:rFonts w:ascii="맑은 고딕" w:hAnsi="맑은 고딕" w:eastAsia="맑은 고딕"/>
+          <w:b w:val="0"/>
+          <w:sz w:val="21"/>
+        </w:rPr>
+        <w:t>서정적인 멜로디와 드라마틱한 감정 고조가 돋보이는 발라드 트랙들은 비키 카 특유의 풍부한 중저음과 청아한 고음을 넘나들며, 풍성한 현악 편곡과 절묘하게 어우러져 듣는 이의 심금을 울리는 진한 페이소스를 전달합니다.</w:t>
+      </w:r>
+    </w:p>
+    <w:p>
+      <w:pPr>
+        <w:spacing w:line="324" w:lineRule="auto" w:after="80"/>
+      </w:pPr>
+      <w:r>
+        <w:rPr w:rFonts="맑은 고딕">
+          <w:rFonts w:ascii="맑은 고딕" w:hAnsi="맑은 고딕" w:eastAsia="맑은 고딕"/>
+          <w:b w:val="0"/>
+          <w:color w:val="6B7280"/>
+          <w:sz w:val="21"/>
+        </w:rPr>
+        <w:t xml:space="preserve">· </w:t>
+      </w:r>
+      <w:r>
+        <w:rPr w:rFonts="맑은 고딕">
+          <w:rFonts w:ascii="맑은 고딕" w:hAnsi="맑은 고딕" w:eastAsia="맑은 고딕"/>
+          <w:b/>
+          <w:color w:val="1F2937"/>
+          <w:sz w:val="21"/>
+        </w:rPr>
+        <w:t xml:space="preserve">빈티지 감상 제언: </w:t>
+      </w:r>
+      <w:r>
+        <w:rPr w:rFonts="맑은 고딕">
+          <w:rFonts w:ascii="맑은 고딕" w:hAnsi="맑은 고딕" w:eastAsia="맑은 고딕"/>
+          <w:b w:val="0"/>
+          <w:sz w:val="21"/>
+        </w:rPr>
+        <w:t>LP 그루브를 따라 흐르는 오케스트라의 질감과 보컬의 숨소리가 진공관 앰프의 온기와 만날 때 가장 이상적인 사운드를 구현합니다. 부드럽고 묵직한 카트리지를 통해 재생되는 턴테이블 위에서 그녀의 목소리는 한층 더 입체적이고 농밀한 아날로그의 향취를 뿜어냅니다.</w:t>
+      </w:r>
+    </w:p>
+    <w:p>
+      <w:pPr>
+        <w:spacing w:line="324" w:lineRule="auto" w:after="80"/>
+      </w:pPr>
+      <w:r>
+        <w:rPr w:rFonts="맑은 고딕">
+          <w:rFonts w:ascii="맑은 고딕" w:hAnsi="맑은 고딕" w:eastAsia="맑은 고딕"/>
+          <w:b w:val="0"/>
+          <w:color w:val="6B7280"/>
+          <w:sz w:val="21"/>
+        </w:rPr>
+        <w:t xml:space="preserve">· </w:t>
+      </w:r>
+      <w:r>
+        <w:rPr w:rFonts="맑은 고딕">
+          <w:rFonts w:ascii="맑은 고딕" w:hAnsi="맑은 고딕" w:eastAsia="맑은 고딕"/>
+          <w:b/>
+          <w:color w:val="1F2937"/>
+          <w:sz w:val="21"/>
+        </w:rPr>
+        <w:t xml:space="preserve">소장 가치: </w:t>
+      </w:r>
+      <w:r>
+        <w:rPr w:rFonts="맑은 고딕">
+          <w:rFonts w:ascii="맑은 고딕" w:hAnsi="맑은 고딕" w:eastAsia="맑은 고딕"/>
+          <w:b w:val="0"/>
+          <w:sz w:val="21"/>
+        </w:rPr>
+        <w:t>정통 아메리칸 팝 보컬의 정점이자 라틴적 열정과 클래시컬한 우아함이 공존하는 명반으로, 초반 아날로그 프레싱 특유의 깊은 음향적 공간감을 간직하고 있어 보컬 LP 컬렉터라면 필히 턴테이블 곁에 비치해 두어야 할 음반입니다.</w:t>
+      </w:r>
+    </w:p>
+    <w:p>
+      <w:pPr>
+        <w:spacing w:line="324" w:lineRule="auto" w:after="120" w:before="160"/>
+      </w:pPr>
+      <w:r>
+        <w:rPr w:rFonts="맑은 고딕">
+          <w:rFonts w:ascii="맑은 고딕" w:hAnsi="맑은 고딕" w:eastAsia="맑은 고딕"/>
+          <w:b/>
+          <w:color w:val="4338CA"/>
+          <w:sz w:val="21"/>
+        </w:rPr>
+        <w:t>이 음반을 통해 아날로그 LP 특유의 깊은 온기 속에서 비키 카의 매혹적인 보컬이 전해주는 감동을 다시 한번 경험해 보시는 것은 어떨까요?</w:t>
       </w:r>
     </w:p>
     <w:sectPr>
       <w:pgSz w:w="12240" w:h="15840"/>
-      <w:pgMar w:top="1440" w:right="1440" w:bottom="1440" w:left="1440" w:header="720" w:footer="720" w:gutter="0"/>
+      <w:pgMar w:top="1152" w:right="1296" w:bottom="1152" w:left="1296" w:header="720" w:footer="720" w:gutter="0"/>
       <w:cols w:space="720"/>
       <w:docGrid w:linePitch="360"/>
     </w:sectPr>

--- a/word_reports/LP_0370_위치_242_Vikki Carr_Vikki Carr.docx
+++ b/word_reports/LP_0370_위치_242_Vikki Carr_Vikki Carr.docx
@@ -32,7 +32,7 @@
     </w:p>
     <w:p>
       <w:pPr>
-        <w:spacing w:line="324" w:lineRule="auto" w:before="80" w:after="160"/>
+        <w:spacing w:line="324" w:lineRule="auto" w:before="80" w:after="120"/>
       </w:pPr>
       <w:r>
         <w:rPr w:rFonts="맑은 고딕">
@@ -42,13 +42,6 @@
           <w:sz w:val="22"/>
         </w:rPr>
         <w:t xml:space="preserve">[음반 소개] </w:t>
-      </w:r>
-      <w:r>
-        <w:rPr w:rFonts="맑은 고딕">
-          <w:rFonts w:ascii="맑은 고딕" w:hAnsi="맑은 고딕" w:eastAsia="맑은 고딕"/>
-          <w:b w:val="0"/>
-          <w:sz w:val="21"/>
-        </w:rPr>
       </w:r>
     </w:p>
     <w:p>
@@ -61,7 +54,33 @@
           <w:b w:val="0"/>
           <w:sz w:val="21"/>
         </w:rPr>
-        <w:t>탁월한 성량과 섬세한 감정선으로 전통 팝과 스탠더드 보컬의 황금기를 수놓았던 디바, 비키 카의 원숙한 예술혼이 응축된 셀프 타이틀 명반입니다. 화려한 기교를 넘어 인간 내면의 깊은 슬픔과 환희를 어루만지는 그녀의 벨벳 같은 음성은 오케스트레이션과 조화롭게 맞물려 한 편의 고전 영화 같은 서사를 완성합니다. 당대 스탠더드 팝 보컬의 정수를 보여주는 이 음반은 세월이 흘러도 퇴색되지 않는 우아한 기품과 시대를 관통하는 진한 노스탤지어를 선사합니다.</w:t>
+        <w:t>1960년대와 1970년대의 교차점은 대중음악사에서 가장 거대한 지각변동이 일어나던 격동의 시대였습니다. 사이키델릭 록과 하드 록의 거친 파도가 청년 문화를 뒤흔들던 그 혼란의 한가운데서도, 인간 내면의 가장 순수한 서정과 품격을 지켜내며 시대를 초월한 위로를 건넨 목소리가 있었습니다. 바로 멕시코계 미국인 특유의 뜨거운 영혼과 할리우드 황금기 보컬의 기품을 온몸으로 체화한 비키 카(Vikki Carr)입니다. 자신의 이름을 온전히 내건 본작 『Vikki Carr』는 그녀가 오랜 둥지였던 리버티 레코드를 떠나 세계적인 명가 컬럼비아 레코드(Columbia Records)로 이적하며 발표한, 아티스트 인생의 가장 완숙한 정점을 기록한 기념비적 역작입니다.</w:t>
+      </w:r>
+    </w:p>
+    <w:p>
+      <w:pPr>
+        <w:spacing w:line="324" w:lineRule="auto" w:after="120"/>
+      </w:pPr>
+      <w:r>
+        <w:rPr w:rFonts="맑은 고딕">
+          <w:rFonts w:ascii="맑은 고딕" w:hAnsi="맑은 고딕" w:eastAsia="맑은 고딕"/>
+          <w:b w:val="0"/>
+          <w:sz w:val="21"/>
+        </w:rPr>
+        <w:t>이 앨범은 단순한 팝 음반의 차원을 넘어, 1970년대 초반 어덜트 컨템퍼러리 사운드가 도달할 수 있었던 미학적 극치를 보여줍니다. 컬럼비아의 전설적인 프로덕션 진과 일류 오케스트레이터들이 빚어낸 유려한 관현악 편곡은 비키 카의 티 없이 맑으면서도 짙은 호소력을 지닌 음색과 완벽한 화학적 결합을 이룹니다. 랜디 뉴먼(Randy Newman)을 비롯한 당대 최고의 작곡가들이 직조해 낸 서정적인 멜로디 위에서, 비키 카는 기교를 과시하기보다는 단어 하나, 숨결 하나에 진실한 감정을 실어 담담히 읊조리듯 노래합니다. 폭발적인 절창 속에서도 결코 흐트러지지 않는 절제미는 듣는 이로 하여금 깊은 슬픔 속에서도 따뜻한 구원의 빛을 발견하게 만듭니다.</w:t>
+      </w:r>
+    </w:p>
+    <w:p>
+      <w:pPr>
+        <w:spacing w:line="324" w:lineRule="auto" w:after="120"/>
+      </w:pPr>
+      <w:r>
+        <w:rPr w:rFonts="맑은 고딕">
+          <w:rFonts w:ascii="맑은 고딕" w:hAnsi="맑은 고딕" w:eastAsia="맑은 고딕"/>
+          <w:b w:val="0"/>
+          <w:sz w:val="21"/>
+        </w:rPr>
+        <w:t>비키 카가 이 음반을 통해 전하고자 했던 예술적 철학은 '사랑과 상실, 그리고 회복에 대한 담담한 긍정'이었습니다. 변화무쌍한 시대의 유행을 맹목적으로 좇기보다는 영원히 마르지 않을 감정의 원천을 탐구했던 그녀의 진심은, 반세기가 지난 지금까지도 빛바래지 않는 낭만적 감동을 선사합니다. 턴테이블의 바늘이 미세한 소리골을 타고 흐르는 순간, 리스닝 룸 가득 피어오르는 벨벳 같은 목소리는 왜 그녀가 수많은 미국 대통령과 전 세계 애호가들의 찬사를 한 몸에 받은 '보컬의 귀부인'인지를 명징하게 증명해 냅니다.</w:t>
       </w:r>
     </w:p>
     <w:p>
@@ -168,7 +187,7 @@
           <w:b w:val="0"/>
           <w:sz w:val="21"/>
         </w:rPr>
-        <w:t>1970년대 초반, 리버티(Liberty) 및 컬럼비아(Columbia) 레코드 시대를 거치며 전통 팝 보컬리스트로서 확고한 음악적 자아를 확립하던 시기에 발표된 셀프 타이틀 앨범으로, 아티스트 자신의 이름을 전면에 내세운 만큼 그녀의 음악적 정체성과 완숙미가 최고조에 달했음을 선언하는 역사적 기록물입니다.</w:t>
+        <w:t>1971년 컬럼비아 레코드(Columbia Records)를 통해 발매된 앨범으로, 아티스트의 음악적 원숙미와 메이저 레이블의 정교한 프로덕션이 결합한 역사적 전환점의 음반</w:t>
       </w:r>
     </w:p>
     <w:p>
@@ -199,7 +218,7 @@
           <w:b w:val="0"/>
           <w:sz w:val="21"/>
         </w:rPr>
-        <w:t>빌보드 앨범 차트에서 꾸준한 사랑을 받으며 성인 컨템퍼러리(Easy Listening) 층을 완벽히 사로잡았고, 미국을 넘어 라틴 아메리카와 유럽 시장에서도 높은 LP 판매고를 기록하며 글로벌 스탠더드 보컬 앨범으로서의 입지를 다졌습니다.</w:t>
+        <w:t>발매 직후 빌보드 200 앨범 차트 및 어덜트 컨템퍼러리 차트 상위권에 랭크되었으며, 오케스트럴 팝 애호가들 사이에서 오랜 기간 스테디셀러로 사랑받음</w:t>
       </w:r>
     </w:p>
     <w:p>
@@ -230,7 +249,7 @@
           <w:b w:val="0"/>
           <w:sz w:val="21"/>
         </w:rPr>
-        <w:t>그래미 어워드 3회 수상 및 라틴 그래미 평생공로상(Lifetime Achievement Award) 수훈에 빛나는 비키 카의 찬란한 커리어를 뒷받침하는 명반으로, 미국과 멕시코 양국의 문화 가교 역할을 수행한 공로를 인정받는 예술적 성취를 담고 있습니다.</w:t>
+        <w:t>그래미 어워드 통산 3회 수상 및 라틴 그래미 평생공로상에 빛나는 그녀의 보컬 전성기 기량을 공인받은 수작</w:t>
       </w:r>
     </w:p>
     <w:p>
@@ -368,7 +387,7 @@
           <w:b w:val="0"/>
           <w:sz w:val="21"/>
         </w:rPr>
-        <w:t>멕시코계 미국인 혈통의 독보적인 스탠더드 팝 및 라틴 팝 보컬리스트로, 클래시컬한 기품과 대중적인 감수성을 겸비한 당대 최고의 가창자로 평가받습니다. 특유의 폭발적이면서도 절제된 가창력은 프랭크 시나트라, 딘 마틴 등 당대 거장들로부터 극찬을 받았으며, 백악관 초청 공연을 수차례 가질 정도로 미국 대중음악계의 품격을 상징하는 거목입니다.</w:t>
+        <w:t>멕시코계 혈통의 정열과 정통 팝의 우아함을 겸비한 20세기 최고의 여성 스탠더드 팝 보컬리스트입니다. 풍부한 성량과 섬세한 감정 조율을 바탕으로 백악관에서 다섯 명의 미국 대통령 앞에서 공연하는 등 팝과 라틴 음악계를 아우르며 불멸의 족적을 남겼습니다.</w:t>
       </w:r>
     </w:p>
     <w:p>
@@ -413,7 +432,7 @@
           <w:b w:val="0"/>
           <w:sz w:val="21"/>
         </w:rPr>
-        <w:t>록 음악과 사이키델릭 사운드가 주류를 이루던 변혁의 시대 속에서도 전통 팝 오케스트레이션과 벨칸토식 발성을 계승하며, 성인 취향의 고급스러운 보컬 예술이 지닌 영속적인 가치를 굳건히 증명해 낸 기념비적 앨범입니다.</w:t>
+        <w:t>1960년대 전통적인 오케스트럴 팝 보컬 스타일에서 1970년대의 모던하고 지적인 싱어송라이터/어덜트 팝 시대로 이행하는 완벽한 가교 역할을 수행한 명반</w:t>
       </w:r>
     </w:p>
     <w:p>
@@ -444,7 +463,7 @@
           <w:b w:val="0"/>
           <w:sz w:val="21"/>
         </w:rPr>
-        <w:t>1960년대 말과 1970년대 초, 격동하는 사회적 격변 속에서 위로와 안식을 갈망하던 대중들에게 비키 카의 따스하고 낭만적인 음색은 깊은 안식처가 되어 주었으며, 살롱과 라운지 음악을 사랑하던 청춘들의 가슴속에 아련한 낭만의 풍경을 아로새겼습니다.</w:t>
+        <w:t>베트남 전쟁과 사회적 격동으로 지쳐 있던 1970년대 초반의 대중에게 깊은 정서적 안식처와 고전적인 낭만의 가치를 상기시켜 준 시대의 치유서</w:t>
       </w:r>
     </w:p>
     <w:p>
@@ -489,7 +508,7 @@
           <w:b w:val="0"/>
           <w:sz w:val="21"/>
         </w:rPr>
-        <w:t>서정적인 멜로디와 드라마틱한 감정 고조가 돋보이는 발라드 트랙들은 비키 카 특유의 풍부한 중저음과 청아한 고음을 넘나들며, 풍성한 현악 편곡과 절묘하게 어우러져 듣는 이의 심금을 울리는 진한 페이소스를 전달합니다.</w:t>
+        <w:t>랜디 뉴먼의 애틋한 명곡을 고혹적인 스트링과 애절한 목소리로 재해석한 'I'll Be Home', 섬세한 멜로디 라인과 극적인 다이내믹이 돋보이는 'The Way to Become a Man' 등 보컬의 깊이를 드러내는 곡들이 포진함</w:t>
       </w:r>
     </w:p>
     <w:p>
@@ -520,7 +539,7 @@
           <w:b w:val="0"/>
           <w:sz w:val="21"/>
         </w:rPr>
-        <w:t>LP 그루브를 따라 흐르는 오케스트라의 질감과 보컬의 숨소리가 진공관 앰프의 온기와 만날 때 가장 이상적인 사운드를 구현합니다. 부드럽고 묵직한 카트리지를 통해 재생되는 턴테이블 위에서 그녀의 목소리는 한층 더 입체적이고 농밀한 아날로그의 향취를 뿜어냅니다.</w:t>
+        <w:t>진공관 앰프의 온화한 배음과 아날로그 턴테이블 카트리지를 통해 감상할 때, 비키 카 특유의 벨벳 같은 중저음과 화려하게 비상하는 고음역의 잔향이 룸 전체를 밀도 높게 채우는 감동을 만끽할 수 있음</w:t>
       </w:r>
     </w:p>
     <w:p>
@@ -551,7 +570,7 @@
           <w:b w:val="0"/>
           <w:sz w:val="21"/>
         </w:rPr>
-        <w:t>정통 아메리칸 팝 보컬의 정점이자 라틴적 열정과 클래시컬한 우아함이 공존하는 명반으로, 초반 아날로그 프레싱 특유의 깊은 음향적 공간감을 간직하고 있어 보컬 LP 컬렉터라면 필히 턴테이블 곁에 비치해 두어야 할 음반입니다.</w:t>
+        <w:t>컬럼비아 레코드 황금기 특유의 입체적인 사운드 스테이지를 원반 LP로 경험할 수 있으며, 20세기 여성 보컬 팝의 정수를 간직한 음반으로서 컬렉터들에게 영구 소장 가치를 지님</w:t>
       </w:r>
     </w:p>
     <w:p>
@@ -565,7 +584,7 @@
           <w:color w:val="4338CA"/>
           <w:sz w:val="21"/>
         </w:rPr>
-        <w:t>이 음반을 통해 아날로그 LP 특유의 깊은 온기 속에서 비키 카의 매혹적인 보컬이 전해주는 감동을 다시 한번 경험해 보시는 것은 어떨까요?</w:t>
+        <w:t>이 음반을 통해 아날로그의 따스한 숨결 속에서 비키 카의 진실한 목소리가 전해주는 감동을 다시 한번 경험해 보시는 것은 어떨까요?</w:t>
       </w:r>
     </w:p>
     <w:sectPr>
